--- a/YASMEEN_timetable.docx
+++ b/YASMEEN_timetable.docx
@@ -22,92 +22,116 @@
         <w:tblLook w:firstColumn="1" w:firstRow="1" w:lastColumn="0" w:lastRow="0" w:noHBand="0" w:noVBand="1" w:val="04A0"/>
       </w:tblPr>
       <w:tblGrid>
-        <w:gridCol w:w="1080"/>
-        <w:gridCol w:w="1080"/>
-        <w:gridCol w:w="1080"/>
-        <w:gridCol w:w="1080"/>
-        <w:gridCol w:w="1080"/>
-        <w:gridCol w:w="1080"/>
-        <w:gridCol w:w="1080"/>
-        <w:gridCol w:w="1080"/>
+        <w:gridCol w:w="1530"/>
+        <w:gridCol w:w="1530"/>
+        <w:gridCol w:w="1530"/>
+        <w:gridCol w:w="1530"/>
+        <w:gridCol w:w="1530"/>
+        <w:gridCol w:w="1530"/>
+        <w:gridCol w:w="1530"/>
+        <w:gridCol w:w="1530"/>
       </w:tblGrid>
       <w:tr>
         <w:tc>
           <w:tcPr>
-            <w:tcW w:type="dxa" w:w="1080"/>
+            <w:tcW w:type="dxa" w:w="1530"/>
           </w:tcPr>
           <w:p>
             <w:r>
+              <w:rPr>
+                <w:b/>
+              </w:rPr>
               <w:t>Period</w:t>
             </w:r>
           </w:p>
         </w:tc>
         <w:tc>
           <w:tcPr>
-            <w:tcW w:type="dxa" w:w="1080"/>
+            <w:tcW w:type="dxa" w:w="1530"/>
           </w:tcPr>
           <w:p>
             <w:r>
-              <w:t>Mon-Thu Time</w:t>
+              <w:rPr>
+                <w:b/>
+              </w:rPr>
+              <w:t>Mon-Wed Time</w:t>
             </w:r>
           </w:p>
         </w:tc>
         <w:tc>
           <w:tcPr>
-            <w:tcW w:type="dxa" w:w="1080"/>
+            <w:tcW w:type="dxa" w:w="1530"/>
           </w:tcPr>
           <w:p>
             <w:r>
+              <w:rPr>
+                <w:b/>
+              </w:rPr>
               <w:t>Mon</w:t>
             </w:r>
           </w:p>
         </w:tc>
         <w:tc>
           <w:tcPr>
-            <w:tcW w:type="dxa" w:w="1080"/>
+            <w:tcW w:type="dxa" w:w="1530"/>
           </w:tcPr>
           <w:p>
             <w:r>
+              <w:rPr>
+                <w:b/>
+              </w:rPr>
               <w:t>Tue</w:t>
             </w:r>
           </w:p>
         </w:tc>
         <w:tc>
           <w:tcPr>
-            <w:tcW w:type="dxa" w:w="1080"/>
+            <w:tcW w:type="dxa" w:w="1530"/>
           </w:tcPr>
           <w:p>
             <w:r>
+              <w:rPr>
+                <w:b/>
+              </w:rPr>
               <w:t>Wed</w:t>
             </w:r>
           </w:p>
         </w:tc>
         <w:tc>
           <w:tcPr>
-            <w:tcW w:type="dxa" w:w="1080"/>
+            <w:tcW w:type="dxa" w:w="1530"/>
           </w:tcPr>
           <w:p>
             <w:r>
+              <w:rPr>
+                <w:b/>
+              </w:rPr>
               <w:t>Thu</w:t>
             </w:r>
           </w:p>
         </w:tc>
         <w:tc>
           <w:tcPr>
-            <w:tcW w:type="dxa" w:w="1080"/>
+            <w:tcW w:type="dxa" w:w="1530"/>
           </w:tcPr>
           <w:p>
             <w:r>
+              <w:rPr>
+                <w:b/>
+              </w:rPr>
               <w:t>Fri</w:t>
             </w:r>
           </w:p>
         </w:tc>
         <w:tc>
           <w:tcPr>
-            <w:tcW w:type="dxa" w:w="1080"/>
+            <w:tcW w:type="dxa" w:w="1530"/>
           </w:tcPr>
           <w:p>
             <w:r>
+              <w:rPr>
+                <w:b/>
+              </w:rPr>
               <w:t>Fri Time</w:t>
             </w:r>
           </w:p>
@@ -116,7 +140,7 @@
       <w:tr>
         <w:tc>
           <w:tcPr>
-            <w:tcW w:type="dxa" w:w="1080"/>
+            <w:tcW w:type="dxa" w:w="1530"/>
           </w:tcPr>
           <w:p>
             <w:r>
@@ -126,7 +150,7 @@
         </w:tc>
         <w:tc>
           <w:tcPr>
-            <w:tcW w:type="dxa" w:w="1080"/>
+            <w:tcW w:type="dxa" w:w="1530"/>
           </w:tcPr>
           <w:p>
             <w:r>
@@ -136,7 +160,7 @@
         </w:tc>
         <w:tc>
           <w:tcPr>
-            <w:tcW w:type="dxa" w:w="1080"/>
+            <w:tcW w:type="dxa" w:w="1530"/>
           </w:tcPr>
           <w:p>
             <w:r>
@@ -148,7 +172,7 @@
         </w:tc>
         <w:tc>
           <w:tcPr>
-            <w:tcW w:type="dxa" w:w="1080"/>
+            <w:tcW w:type="dxa" w:w="1530"/>
           </w:tcPr>
           <w:p>
             <w:r>
@@ -160,7 +184,7 @@
         </w:tc>
         <w:tc>
           <w:tcPr>
-            <w:tcW w:type="dxa" w:w="1080"/>
+            <w:tcW w:type="dxa" w:w="1530"/>
           </w:tcPr>
           <w:p>
             <w:r>
@@ -172,7 +196,7 @@
         </w:tc>
         <w:tc>
           <w:tcPr>
-            <w:tcW w:type="dxa" w:w="1080"/>
+            <w:tcW w:type="dxa" w:w="1530"/>
           </w:tcPr>
           <w:p>
             <w:r>
@@ -184,7 +208,7 @@
         </w:tc>
         <w:tc>
           <w:tcPr>
-            <w:tcW w:type="dxa" w:w="1080"/>
+            <w:tcW w:type="dxa" w:w="1530"/>
           </w:tcPr>
           <w:p>
             <w:r>
@@ -196,7 +220,7 @@
         </w:tc>
         <w:tc>
           <w:tcPr>
-            <w:tcW w:type="dxa" w:w="1080"/>
+            <w:tcW w:type="dxa" w:w="1530"/>
           </w:tcPr>
           <w:p>
             <w:r>
@@ -208,7 +232,7 @@
       <w:tr>
         <w:tc>
           <w:tcPr>
-            <w:tcW w:type="dxa" w:w="1080"/>
+            <w:tcW w:type="dxa" w:w="1530"/>
           </w:tcPr>
           <w:p>
             <w:r>
@@ -218,7 +242,7 @@
         </w:tc>
         <w:tc>
           <w:tcPr>
-            <w:tcW w:type="dxa" w:w="1080"/>
+            <w:tcW w:type="dxa" w:w="1530"/>
           </w:tcPr>
           <w:p>
             <w:r>
@@ -228,7 +252,7 @@
         </w:tc>
         <w:tc>
           <w:tcPr>
-            <w:tcW w:type="dxa" w:w="1080"/>
+            <w:tcW w:type="dxa" w:w="1530"/>
           </w:tcPr>
           <w:p>
             <w:r/>
@@ -236,7 +260,15 @@
         </w:tc>
         <w:tc>
           <w:tcPr>
-            <w:tcW w:type="dxa" w:w="1080"/>
+            <w:tcW w:type="dxa" w:w="1530"/>
+          </w:tcPr>
+          <w:p>
+            <w:r/>
+          </w:p>
+        </w:tc>
+        <w:tc>
+          <w:tcPr>
+            <w:tcW w:type="dxa" w:w="1530"/>
           </w:tcPr>
           <w:p>
             <w:r>
@@ -248,7 +280,59 @@
         </w:tc>
         <w:tc>
           <w:tcPr>
-            <w:tcW w:type="dxa" w:w="1080"/>
+            <w:tcW w:type="dxa" w:w="1530"/>
+          </w:tcPr>
+          <w:p>
+            <w:r/>
+          </w:p>
+        </w:tc>
+        <w:tc>
+          <w:tcPr>
+            <w:tcW w:type="dxa" w:w="1530"/>
+          </w:tcPr>
+          <w:p>
+            <w:r>
+              <w:t>10A</w:t>
+              <w:br/>
+              <w:t>MATHS</w:t>
+            </w:r>
+          </w:p>
+        </w:tc>
+        <w:tc>
+          <w:tcPr>
+            <w:tcW w:type="dxa" w:w="1530"/>
+          </w:tcPr>
+          <w:p>
+            <w:r>
+              <w:t>8:40-9:15</w:t>
+            </w:r>
+          </w:p>
+        </w:tc>
+      </w:tr>
+      <w:tr>
+        <w:tc>
+          <w:tcPr>
+            <w:tcW w:type="dxa" w:w="1530"/>
+          </w:tcPr>
+          <w:p>
+            <w:r>
+              <w:t>P3</w:t>
+            </w:r>
+          </w:p>
+        </w:tc>
+        <w:tc>
+          <w:tcPr>
+            <w:tcW w:type="dxa" w:w="1530"/>
+          </w:tcPr>
+          <w:p>
+            <w:r>
+              <w:t>9:30-10:10</w:t>
+            </w:r>
+          </w:p>
+        </w:tc>
+        <w:tc>
+          <w:tcPr>
+            <w:tcW w:type="dxa" w:w="1530"/>
           </w:tcPr>
           <w:p>
             <w:r>
@@ -260,7 +344,75 @@
         </w:tc>
         <w:tc>
           <w:tcPr>
-            <w:tcW w:type="dxa" w:w="1080"/>
+            <w:tcW w:type="dxa" w:w="1530"/>
+          </w:tcPr>
+          <w:p>
+            <w:r/>
+          </w:p>
+        </w:tc>
+        <w:tc>
+          <w:tcPr>
+            <w:tcW w:type="dxa" w:w="1530"/>
+          </w:tcPr>
+          <w:p>
+            <w:r>
+              <w:t>10D</w:t>
+              <w:br/>
+              <w:t>MATHS</w:t>
+            </w:r>
+          </w:p>
+        </w:tc>
+        <w:tc>
+          <w:tcPr>
+            <w:tcW w:type="dxa" w:w="1530"/>
+          </w:tcPr>
+          <w:p>
+            <w:r/>
+          </w:p>
+        </w:tc>
+        <w:tc>
+          <w:tcPr>
+            <w:tcW w:type="dxa" w:w="1530"/>
+          </w:tcPr>
+          <w:p>
+            <w:r/>
+          </w:p>
+        </w:tc>
+        <w:tc>
+          <w:tcPr>
+            <w:tcW w:type="dxa" w:w="1530"/>
+          </w:tcPr>
+          <w:p>
+            <w:r>
+              <w:t>9:15-9:50</w:t>
+            </w:r>
+          </w:p>
+        </w:tc>
+      </w:tr>
+      <w:tr>
+        <w:tc>
+          <w:tcPr>
+            <w:tcW w:type="dxa" w:w="1530"/>
+          </w:tcPr>
+          <w:p>
+            <w:r>
+              <w:t>P4</w:t>
+            </w:r>
+          </w:p>
+        </w:tc>
+        <w:tc>
+          <w:tcPr>
+            <w:tcW w:type="dxa" w:w="1530"/>
+          </w:tcPr>
+          <w:p>
+            <w:r>
+              <w:t>10:10-10:50</w:t>
+            </w:r>
+          </w:p>
+        </w:tc>
+        <w:tc>
+          <w:tcPr>
+            <w:tcW w:type="dxa" w:w="1530"/>
           </w:tcPr>
           <w:p>
             <w:r>
@@ -272,7 +424,7 @@
         </w:tc>
         <w:tc>
           <w:tcPr>
-            <w:tcW w:type="dxa" w:w="1080"/>
+            <w:tcW w:type="dxa" w:w="1530"/>
           </w:tcPr>
           <w:p>
             <w:r/>
@@ -280,11 +432,39 @@
         </w:tc>
         <w:tc>
           <w:tcPr>
-            <w:tcW w:type="dxa" w:w="1080"/>
+            <w:tcW w:type="dxa" w:w="1530"/>
+          </w:tcPr>
+          <w:p>
+            <w:r/>
+          </w:p>
+        </w:tc>
+        <w:tc>
+          <w:tcPr>
+            <w:tcW w:type="dxa" w:w="1530"/>
+          </w:tcPr>
+          <w:p>
+            <w:r/>
+          </w:p>
+        </w:tc>
+        <w:tc>
+          <w:tcPr>
+            <w:tcW w:type="dxa" w:w="1530"/>
           </w:tcPr>
           <w:p>
             <w:r>
-              <w:t>8:40-9:15</w:t>
+              <w:t>9A</w:t>
+              <w:br/>
+              <w:t>MATHS</w:t>
+            </w:r>
+          </w:p>
+        </w:tc>
+        <w:tc>
+          <w:tcPr>
+            <w:tcW w:type="dxa" w:w="1530"/>
+          </w:tcPr>
+          <w:p>
+            <w:r>
+              <w:t>9:50-10:25</w:t>
             </w:r>
           </w:p>
         </w:tc>
@@ -292,27 +472,107 @@
       <w:tr>
         <w:tc>
           <w:tcPr>
-            <w:tcW w:type="dxa" w:w="1080"/>
+            <w:tcW w:type="dxa" w:w="1530"/>
           </w:tcPr>
           <w:p>
             <w:r>
-              <w:t>P3</w:t>
+              <w:t>Lunch</w:t>
             </w:r>
           </w:p>
         </w:tc>
         <w:tc>
           <w:tcPr>
-            <w:tcW w:type="dxa" w:w="1080"/>
+            <w:tcW w:type="dxa" w:w="1530"/>
           </w:tcPr>
           <w:p>
             <w:r>
-              <w:t>9:30-10:10</w:t>
+              <w:t>10:50-11:20</w:t>
             </w:r>
           </w:p>
         </w:tc>
         <w:tc>
           <w:tcPr>
-            <w:tcW w:type="dxa" w:w="1080"/>
+            <w:tcW w:type="dxa" w:w="1530"/>
+          </w:tcPr>
+          <w:p>
+            <w:r/>
+          </w:p>
+        </w:tc>
+        <w:tc>
+          <w:tcPr>
+            <w:tcW w:type="dxa" w:w="1530"/>
+          </w:tcPr>
+          <w:p>
+            <w:r/>
+          </w:p>
+        </w:tc>
+        <w:tc>
+          <w:tcPr>
+            <w:tcW w:type="dxa" w:w="1530"/>
+          </w:tcPr>
+          <w:p>
+            <w:r/>
+          </w:p>
+        </w:tc>
+        <w:tc>
+          <w:tcPr>
+            <w:tcW w:type="dxa" w:w="1530"/>
+          </w:tcPr>
+          <w:p>
+            <w:r/>
+          </w:p>
+        </w:tc>
+        <w:tc>
+          <w:tcPr>
+            <w:tcW w:type="dxa" w:w="1530"/>
+          </w:tcPr>
+          <w:p>
+            <w:r/>
+          </w:p>
+        </w:tc>
+        <w:tc>
+          <w:tcPr>
+            <w:tcW w:type="dxa" w:w="1530"/>
+          </w:tcPr>
+          <w:p>
+            <w:r>
+              <w:t>10:25-10:55</w:t>
+            </w:r>
+          </w:p>
+        </w:tc>
+      </w:tr>
+      <w:tr>
+        <w:tc>
+          <w:tcPr>
+            <w:tcW w:type="dxa" w:w="1530"/>
+          </w:tcPr>
+          <w:p>
+            <w:r>
+              <w:t>P5</w:t>
+            </w:r>
+          </w:p>
+        </w:tc>
+        <w:tc>
+          <w:tcPr>
+            <w:tcW w:type="dxa" w:w="1530"/>
+          </w:tcPr>
+          <w:p>
+            <w:r>
+              <w:t>11:20-12:00</w:t>
+            </w:r>
+          </w:p>
+        </w:tc>
+        <w:tc>
+          <w:tcPr>
+            <w:tcW w:type="dxa" w:w="1530"/>
+          </w:tcPr>
+          <w:p>
+            <w:r/>
+          </w:p>
+        </w:tc>
+        <w:tc>
+          <w:tcPr>
+            <w:tcW w:type="dxa" w:w="1530"/>
           </w:tcPr>
           <w:p>
             <w:r>
@@ -324,23 +584,31 @@
         </w:tc>
         <w:tc>
           <w:tcPr>
-            <w:tcW w:type="dxa" w:w="1080"/>
+            <w:tcW w:type="dxa" w:w="1530"/>
           </w:tcPr>
           <w:p>
-            <w:r/>
+            <w:r>
+              <w:t>8A</w:t>
+              <w:br/>
+              <w:t>MATHS</w:t>
+            </w:r>
           </w:p>
         </w:tc>
         <w:tc>
           <w:tcPr>
-            <w:tcW w:type="dxa" w:w="1080"/>
+            <w:tcW w:type="dxa" w:w="1530"/>
           </w:tcPr>
           <w:p>
-            <w:r/>
+            <w:r>
+              <w:t>8A</w:t>
+              <w:br/>
+              <w:t>MATHS</w:t>
+            </w:r>
           </w:p>
         </w:tc>
         <w:tc>
           <w:tcPr>
-            <w:tcW w:type="dxa" w:w="1080"/>
+            <w:tcW w:type="dxa" w:w="1530"/>
           </w:tcPr>
           <w:p>
             <w:r>
@@ -352,7 +620,39 @@
         </w:tc>
         <w:tc>
           <w:tcPr>
-            <w:tcW w:type="dxa" w:w="1080"/>
+            <w:tcW w:type="dxa" w:w="1530"/>
+          </w:tcPr>
+          <w:p>
+            <w:r>
+              <w:t>10:55-11:35</w:t>
+            </w:r>
+          </w:p>
+        </w:tc>
+      </w:tr>
+      <w:tr>
+        <w:tc>
+          <w:tcPr>
+            <w:tcW w:type="dxa" w:w="1530"/>
+          </w:tcPr>
+          <w:p>
+            <w:r>
+              <w:t>P6</w:t>
+            </w:r>
+          </w:p>
+        </w:tc>
+        <w:tc>
+          <w:tcPr>
+            <w:tcW w:type="dxa" w:w="1530"/>
+          </w:tcPr>
+          <w:p>
+            <w:r>
+              <w:t>12:00-12:40</w:t>
+            </w:r>
+          </w:p>
+        </w:tc>
+        <w:tc>
+          <w:tcPr>
+            <w:tcW w:type="dxa" w:w="1530"/>
           </w:tcPr>
           <w:p>
             <w:r/>
@@ -360,11 +660,59 @@
         </w:tc>
         <w:tc>
           <w:tcPr>
-            <w:tcW w:type="dxa" w:w="1080"/>
+            <w:tcW w:type="dxa" w:w="1530"/>
           </w:tcPr>
           <w:p>
             <w:r>
-              <w:t>9:15-9:50</w:t>
+              <w:t>9A</w:t>
+              <w:br/>
+              <w:t>MATHS</w:t>
+            </w:r>
+          </w:p>
+        </w:tc>
+        <w:tc>
+          <w:tcPr>
+            <w:tcW w:type="dxa" w:w="1530"/>
+          </w:tcPr>
+          <w:p>
+            <w:r>
+              <w:t>8A</w:t>
+              <w:br/>
+              <w:t>MATHS</w:t>
+            </w:r>
+          </w:p>
+        </w:tc>
+        <w:tc>
+          <w:tcPr>
+            <w:tcW w:type="dxa" w:w="1530"/>
+          </w:tcPr>
+          <w:p>
+            <w:r>
+              <w:t>9A</w:t>
+              <w:br/>
+              <w:t>MATHS</w:t>
+            </w:r>
+          </w:p>
+        </w:tc>
+        <w:tc>
+          <w:tcPr>
+            <w:tcW w:type="dxa" w:w="1530"/>
+          </w:tcPr>
+          <w:p>
+            <w:r>
+              <w:t>8A</w:t>
+              <w:br/>
+              <w:t>MATHS</w:t>
+            </w:r>
+          </w:p>
+        </w:tc>
+        <w:tc>
+          <w:tcPr>
+            <w:tcW w:type="dxa" w:w="1530"/>
+          </w:tcPr>
+          <w:p>
+            <w:r>
+              <w:t>11:35-12:15</w:t>
             </w:r>
           </w:p>
         </w:tc>
@@ -372,43 +720,27 @@
       <w:tr>
         <w:tc>
           <w:tcPr>
-            <w:tcW w:type="dxa" w:w="1080"/>
+            <w:tcW w:type="dxa" w:w="1530"/>
           </w:tcPr>
           <w:p>
             <w:r>
-              <w:t>P4</w:t>
+              <w:t>P7</w:t>
             </w:r>
           </w:p>
         </w:tc>
         <w:tc>
           <w:tcPr>
-            <w:tcW w:type="dxa" w:w="1080"/>
+            <w:tcW w:type="dxa" w:w="1530"/>
           </w:tcPr>
           <w:p>
             <w:r>
-              <w:t>10:10-10:50</w:t>
+              <w:t>12:40-1:20</w:t>
             </w:r>
           </w:p>
         </w:tc>
         <w:tc>
           <w:tcPr>
-            <w:tcW w:type="dxa" w:w="1080"/>
-          </w:tcPr>
-          <w:p>
-            <w:r/>
-          </w:p>
-        </w:tc>
-        <w:tc>
-          <w:tcPr>
-            <w:tcW w:type="dxa" w:w="1080"/>
-          </w:tcPr>
-          <w:p>
-            <w:r/>
-          </w:p>
-        </w:tc>
-        <w:tc>
-          <w:tcPr>
-            <w:tcW w:type="dxa" w:w="1080"/>
+            <w:tcW w:type="dxa" w:w="1530"/>
           </w:tcPr>
           <w:p>
             <w:r>
@@ -420,7 +752,7 @@
         </w:tc>
         <w:tc>
           <w:tcPr>
-            <w:tcW w:type="dxa" w:w="1080"/>
+            <w:tcW w:type="dxa" w:w="1530"/>
           </w:tcPr>
           <w:p>
             <w:r/>
@@ -428,7 +760,65 @@
         </w:tc>
         <w:tc>
           <w:tcPr>
-            <w:tcW w:type="dxa" w:w="1080"/>
+            <w:tcW w:type="dxa" w:w="1530"/>
+          </w:tcPr>
+          <w:p>
+            <w:r/>
+          </w:p>
+        </w:tc>
+        <w:tc>
+          <w:tcPr>
+            <w:tcW w:type="dxa" w:w="1530"/>
+          </w:tcPr>
+          <w:p>
+            <w:r>
+              <w:t>10D</w:t>
+              <w:br/>
+              <w:t>MATHS</w:t>
+            </w:r>
+          </w:p>
+        </w:tc>
+        <w:tc>
+          <w:tcPr>
+            <w:tcW w:type="dxa" w:w="1530"/>
+          </w:tcPr>
+          <w:p>
+            <w:r/>
+          </w:p>
+        </w:tc>
+        <w:tc>
+          <w:tcPr>
+            <w:tcW w:type="dxa" w:w="1530"/>
+          </w:tcPr>
+          <w:p>
+            <w:r/>
+          </w:p>
+        </w:tc>
+      </w:tr>
+      <w:tr>
+        <w:tc>
+          <w:tcPr>
+            <w:tcW w:type="dxa" w:w="1530"/>
+          </w:tcPr>
+          <w:p>
+            <w:r>
+              <w:t>P8</w:t>
+            </w:r>
+          </w:p>
+        </w:tc>
+        <w:tc>
+          <w:tcPr>
+            <w:tcW w:type="dxa" w:w="1530"/>
+          </w:tcPr>
+          <w:p>
+            <w:r>
+              <w:t>1:20-2:00</w:t>
+            </w:r>
+          </w:p>
+        </w:tc>
+        <w:tc>
+          <w:tcPr>
+            <w:tcW w:type="dxa" w:w="1530"/>
           </w:tcPr>
           <w:p>
             <w:r>
@@ -440,39 +830,27 @@
         </w:tc>
         <w:tc>
           <w:tcPr>
-            <w:tcW w:type="dxa" w:w="1080"/>
+            <w:tcW w:type="dxa" w:w="1530"/>
           </w:tcPr>
           <w:p>
             <w:r>
-              <w:t>9:50-10:25</w:t>
-            </w:r>
-          </w:p>
-        </w:tc>
-      </w:tr>
-      <w:tr>
-        <w:tc>
-          <w:tcPr>
-            <w:tcW w:type="dxa" w:w="1080"/>
-          </w:tcPr>
-          <w:p>
-            <w:r>
-              <w:t>P5</w:t>
+              <w:t>8A</w:t>
+              <w:br/>
+              <w:t>MATHS</w:t>
             </w:r>
           </w:p>
         </w:tc>
         <w:tc>
           <w:tcPr>
-            <w:tcW w:type="dxa" w:w="1080"/>
+            <w:tcW w:type="dxa" w:w="1530"/>
           </w:tcPr>
           <w:p>
-            <w:r>
-              <w:t>10:50-11:30</w:t>
-            </w:r>
+            <w:r/>
           </w:p>
         </w:tc>
         <w:tc>
           <w:tcPr>
-            <w:tcW w:type="dxa" w:w="1080"/>
+            <w:tcW w:type="dxa" w:w="1530"/>
           </w:tcPr>
           <w:p>
             <w:r>
@@ -484,19 +862,7 @@
         </w:tc>
         <w:tc>
           <w:tcPr>
-            <w:tcW w:type="dxa" w:w="1080"/>
-          </w:tcPr>
-          <w:p>
-            <w:r>
-              <w:t>10A</w:t>
-              <w:br/>
-              <w:t>MATHS</w:t>
-            </w:r>
-          </w:p>
-        </w:tc>
-        <w:tc>
-          <w:tcPr>
-            <w:tcW w:type="dxa" w:w="1080"/>
+            <w:tcW w:type="dxa" w:w="1530"/>
           </w:tcPr>
           <w:p>
             <w:r/>
@@ -504,351 +870,7 @@
         </w:tc>
         <w:tc>
           <w:tcPr>
-            <w:tcW w:type="dxa" w:w="1080"/>
-          </w:tcPr>
-          <w:p>
-            <w:r/>
-          </w:p>
-        </w:tc>
-        <w:tc>
-          <w:tcPr>
-            <w:tcW w:type="dxa" w:w="1080"/>
-          </w:tcPr>
-          <w:p>
-            <w:r>
-              <w:t>Lunch</w:t>
-            </w:r>
-          </w:p>
-        </w:tc>
-        <w:tc>
-          <w:tcPr>
-            <w:tcW w:type="dxa" w:w="1080"/>
-          </w:tcPr>
-          <w:p>
-            <w:r>
-              <w:t>10:55-11:35</w:t>
-            </w:r>
-          </w:p>
-        </w:tc>
-      </w:tr>
-      <w:tr>
-        <w:tc>
-          <w:tcPr>
-            <w:tcW w:type="dxa" w:w="1080"/>
-          </w:tcPr>
-          <w:p>
-            <w:r>
-              <w:t>Lunch</w:t>
-            </w:r>
-          </w:p>
-        </w:tc>
-        <w:tc>
-          <w:tcPr>
-            <w:tcW w:type="dxa" w:w="1080"/>
-          </w:tcPr>
-          <w:p>
-            <w:r>
-              <w:t>11:30-12:00</w:t>
-            </w:r>
-          </w:p>
-        </w:tc>
-        <w:tc>
-          <w:tcPr>
-            <w:tcW w:type="dxa" w:w="1080"/>
-          </w:tcPr>
-          <w:p>
-            <w:r/>
-          </w:p>
-        </w:tc>
-        <w:tc>
-          <w:tcPr>
-            <w:tcW w:type="dxa" w:w="1080"/>
-          </w:tcPr>
-          <w:p>
-            <w:r/>
-          </w:p>
-        </w:tc>
-        <w:tc>
-          <w:tcPr>
-            <w:tcW w:type="dxa" w:w="1080"/>
-          </w:tcPr>
-          <w:p>
-            <w:r/>
-          </w:p>
-        </w:tc>
-        <w:tc>
-          <w:tcPr>
-            <w:tcW w:type="dxa" w:w="1080"/>
-          </w:tcPr>
-          <w:p>
-            <w:r/>
-          </w:p>
-        </w:tc>
-        <w:tc>
-          <w:tcPr>
-            <w:tcW w:type="dxa" w:w="1080"/>
-          </w:tcPr>
-          <w:p>
-            <w:r>
-              <w:t>9A</w:t>
-              <w:br/>
-              <w:t>MATHS</w:t>
-            </w:r>
-          </w:p>
-        </w:tc>
-        <w:tc>
-          <w:tcPr>
-            <w:tcW w:type="dxa" w:w="1080"/>
-          </w:tcPr>
-          <w:p>
-            <w:r>
-              <w:t>10:25-10:55</w:t>
-            </w:r>
-          </w:p>
-        </w:tc>
-      </w:tr>
-      <w:tr>
-        <w:tc>
-          <w:tcPr>
-            <w:tcW w:type="dxa" w:w="1080"/>
-          </w:tcPr>
-          <w:p>
-            <w:r>
-              <w:t>P6</w:t>
-            </w:r>
-          </w:p>
-        </w:tc>
-        <w:tc>
-          <w:tcPr>
-            <w:tcW w:type="dxa" w:w="1080"/>
-          </w:tcPr>
-          <w:p>
-            <w:r>
-              <w:t>12:00-12:40</w:t>
-            </w:r>
-          </w:p>
-        </w:tc>
-        <w:tc>
-          <w:tcPr>
-            <w:tcW w:type="dxa" w:w="1080"/>
-          </w:tcPr>
-          <w:p>
-            <w:r>
-              <w:t>8A</w:t>
-              <w:br/>
-              <w:t>MATHS</w:t>
-            </w:r>
-          </w:p>
-        </w:tc>
-        <w:tc>
-          <w:tcPr>
-            <w:tcW w:type="dxa" w:w="1080"/>
-          </w:tcPr>
-          <w:p>
-            <w:r>
-              <w:t>8A</w:t>
-              <w:br/>
-              <w:t>MATHS</w:t>
-            </w:r>
-          </w:p>
-        </w:tc>
-        <w:tc>
-          <w:tcPr>
-            <w:tcW w:type="dxa" w:w="1080"/>
-          </w:tcPr>
-          <w:p>
-            <w:r>
-              <w:t>10D</w:t>
-              <w:br/>
-              <w:t>MATHS</w:t>
-            </w:r>
-          </w:p>
-        </w:tc>
-        <w:tc>
-          <w:tcPr>
-            <w:tcW w:type="dxa" w:w="1080"/>
-          </w:tcPr>
-          <w:p>
-            <w:r/>
-          </w:p>
-        </w:tc>
-        <w:tc>
-          <w:tcPr>
-            <w:tcW w:type="dxa" w:w="1080"/>
-          </w:tcPr>
-          <w:p>
-            <w:r/>
-          </w:p>
-        </w:tc>
-        <w:tc>
-          <w:tcPr>
-            <w:tcW w:type="dxa" w:w="1080"/>
-          </w:tcPr>
-          <w:p>
-            <w:r>
-              <w:t>11:35-12:15</w:t>
-            </w:r>
-          </w:p>
-        </w:tc>
-      </w:tr>
-      <w:tr>
-        <w:tc>
-          <w:tcPr>
-            <w:tcW w:type="dxa" w:w="1080"/>
-          </w:tcPr>
-          <w:p>
-            <w:r>
-              <w:t>P7</w:t>
-            </w:r>
-          </w:p>
-        </w:tc>
-        <w:tc>
-          <w:tcPr>
-            <w:tcW w:type="dxa" w:w="1080"/>
-          </w:tcPr>
-          <w:p>
-            <w:r>
-              <w:t>12:40-1:20</w:t>
-            </w:r>
-          </w:p>
-        </w:tc>
-        <w:tc>
-          <w:tcPr>
-            <w:tcW w:type="dxa" w:w="1080"/>
-          </w:tcPr>
-          <w:p>
-            <w:r>
-              <w:t>9A</w:t>
-              <w:br/>
-              <w:t>MATHS</w:t>
-            </w:r>
-          </w:p>
-        </w:tc>
-        <w:tc>
-          <w:tcPr>
-            <w:tcW w:type="dxa" w:w="1080"/>
-          </w:tcPr>
-          <w:p>
-            <w:r>
-              <w:t>8A</w:t>
-              <w:br/>
-              <w:t>MATHS</w:t>
-            </w:r>
-          </w:p>
-        </w:tc>
-        <w:tc>
-          <w:tcPr>
-            <w:tcW w:type="dxa" w:w="1080"/>
-          </w:tcPr>
-          <w:p>
-            <w:r/>
-          </w:p>
-        </w:tc>
-        <w:tc>
-          <w:tcPr>
-            <w:tcW w:type="dxa" w:w="1080"/>
-          </w:tcPr>
-          <w:p>
-            <w:r>
-              <w:t>8A</w:t>
-              <w:br/>
-              <w:t>MATHS</w:t>
-            </w:r>
-          </w:p>
-        </w:tc>
-        <w:tc>
-          <w:tcPr>
-            <w:tcW w:type="dxa" w:w="1080"/>
-          </w:tcPr>
-          <w:p>
-            <w:r/>
-          </w:p>
-        </w:tc>
-        <w:tc>
-          <w:tcPr>
-            <w:tcW w:type="dxa" w:w="1080"/>
-          </w:tcPr>
-          <w:p>
-            <w:r/>
-          </w:p>
-        </w:tc>
-      </w:tr>
-      <w:tr>
-        <w:tc>
-          <w:tcPr>
-            <w:tcW w:type="dxa" w:w="1080"/>
-          </w:tcPr>
-          <w:p>
-            <w:r>
-              <w:t>P8</w:t>
-            </w:r>
-          </w:p>
-        </w:tc>
-        <w:tc>
-          <w:tcPr>
-            <w:tcW w:type="dxa" w:w="1080"/>
-          </w:tcPr>
-          <w:p>
-            <w:r>
-              <w:t>1:20-2:00</w:t>
-            </w:r>
-          </w:p>
-        </w:tc>
-        <w:tc>
-          <w:tcPr>
-            <w:tcW w:type="dxa" w:w="1080"/>
-          </w:tcPr>
-          <w:p>
-            <w:r>
-              <w:t>10D</w:t>
-              <w:br/>
-              <w:t>MATHS</w:t>
-            </w:r>
-          </w:p>
-        </w:tc>
-        <w:tc>
-          <w:tcPr>
-            <w:tcW w:type="dxa" w:w="1080"/>
-          </w:tcPr>
-          <w:p>
-            <w:r>
-              <w:t>9A</w:t>
-              <w:br/>
-              <w:t>MATHS</w:t>
-            </w:r>
-          </w:p>
-        </w:tc>
-        <w:tc>
-          <w:tcPr>
-            <w:tcW w:type="dxa" w:w="1080"/>
-          </w:tcPr>
-          <w:p>
-            <w:r>
-              <w:t>8A</w:t>
-              <w:br/>
-              <w:t>MATHS</w:t>
-            </w:r>
-          </w:p>
-        </w:tc>
-        <w:tc>
-          <w:tcPr>
-            <w:tcW w:type="dxa" w:w="1080"/>
-          </w:tcPr>
-          <w:p>
-            <w:r/>
-          </w:p>
-        </w:tc>
-        <w:tc>
-          <w:tcPr>
-            <w:tcW w:type="dxa" w:w="1080"/>
-          </w:tcPr>
-          <w:p>
-            <w:r/>
-          </w:p>
-        </w:tc>
-        <w:tc>
-          <w:tcPr>
-            <w:tcW w:type="dxa" w:w="1080"/>
+            <w:tcW w:type="dxa" w:w="1530"/>
           </w:tcPr>
           <w:p>
             <w:r/>
@@ -857,7 +879,7 @@
       </w:tr>
     </w:tbl>
     <w:sectPr>
-      <w:pgSz w:w="12240" w:h="15840"/>
+      <w:pgSz w:w="15840" w:h="12240" w:orient="landscape"/>
       <w:pgMar w:top="1440" w:right="1800" w:bottom="1440" w:left="1800" w:header="720" w:footer="720" w:gutter="0"/>
       <w:cols w:space="720"/>
       <w:docGrid w:linePitch="360"/>

--- a/YASMEEN_timetable.docx
+++ b/YASMEEN_timetable.docx
@@ -283,7 +283,11 @@
             <w:tcW w:type="dxa" w:w="1530"/>
           </w:tcPr>
           <w:p>
-            <w:r/>
+            <w:r>
+              <w:t>10A</w:t>
+              <w:br/>
+              <w:t>MATHS</w:t>
+            </w:r>
           </w:p>
         </w:tc>
         <w:tc>
@@ -291,11 +295,7 @@
             <w:tcW w:type="dxa" w:w="1530"/>
           </w:tcPr>
           <w:p>
-            <w:r>
-              <w:t>10A</w:t>
-              <w:br/>
-              <w:t>MATHS</w:t>
-            </w:r>
+            <w:r/>
           </w:p>
         </w:tc>
         <w:tc>

--- a/YASMEEN_timetable.docx
+++ b/YASMEEN_timetable.docx
@@ -263,7 +263,11 @@
             <w:tcW w:type="dxa" w:w="1530"/>
           </w:tcPr>
           <w:p>
-            <w:r/>
+            <w:r>
+              <w:t>10D</w:t>
+              <w:br/>
+              <w:t>MATHS</w:t>
+            </w:r>
           </w:p>
         </w:tc>
         <w:tc>
@@ -755,7 +759,11 @@
             <w:tcW w:type="dxa" w:w="1530"/>
           </w:tcPr>
           <w:p>
-            <w:r/>
+            <w:r>
+              <w:t>8A</w:t>
+              <w:br/>
+              <w:t>MATHS</w:t>
+            </w:r>
           </w:p>
         </w:tc>
         <w:tc>
@@ -771,11 +779,7 @@
             <w:tcW w:type="dxa" w:w="1530"/>
           </w:tcPr>
           <w:p>
-            <w:r>
-              <w:t>10D</w:t>
-              <w:br/>
-              <w:t>MATHS</w:t>
-            </w:r>
+            <w:r/>
           </w:p>
         </w:tc>
         <w:tc>
@@ -833,11 +837,7 @@
             <w:tcW w:type="dxa" w:w="1530"/>
           </w:tcPr>
           <w:p>
-            <w:r>
-              <w:t>8A</w:t>
-              <w:br/>
-              <w:t>MATHS</w:t>
-            </w:r>
+            <w:r/>
           </w:p>
         </w:tc>
         <w:tc>

--- a/YASMEEN_timetable.docx
+++ b/YASMEEN_timetable.docx
@@ -212,7 +212,7 @@
           </w:tcPr>
           <w:p>
             <w:r>
-              <w:t>10A</w:t>
+              <w:t>8A</w:t>
               <w:br/>
               <w:t>MATHS</w:t>
             </w:r>
@@ -255,26 +255,6 @@
             <w:tcW w:type="dxa" w:w="1530"/>
           </w:tcPr>
           <w:p>
-            <w:r/>
-          </w:p>
-        </w:tc>
-        <w:tc>
-          <w:tcPr>
-            <w:tcW w:type="dxa" w:w="1530"/>
-          </w:tcPr>
-          <w:p>
-            <w:r>
-              <w:t>10D</w:t>
-              <w:br/>
-              <w:t>MATHS</w:t>
-            </w:r>
-          </w:p>
-        </w:tc>
-        <w:tc>
-          <w:tcPr>
-            <w:tcW w:type="dxa" w:w="1530"/>
-          </w:tcPr>
-          <w:p>
             <w:r>
               <w:t>9A</w:t>
               <w:br/>
@@ -288,7 +268,19 @@
           </w:tcPr>
           <w:p>
             <w:r>
-              <w:t>10A</w:t>
+              <w:t>8A</w:t>
+              <w:br/>
+              <w:t>MATHS</w:t>
+            </w:r>
+          </w:p>
+        </w:tc>
+        <w:tc>
+          <w:tcPr>
+            <w:tcW w:type="dxa" w:w="1530"/>
+          </w:tcPr>
+          <w:p>
+            <w:r>
+              <w:t>8A</w:t>
               <w:br/>
               <w:t>MATHS</w:t>
             </w:r>
@@ -300,6 +292,18 @@
           </w:tcPr>
           <w:p>
             <w:r/>
+          </w:p>
+        </w:tc>
+        <w:tc>
+          <w:tcPr>
+            <w:tcW w:type="dxa" w:w="1530"/>
+          </w:tcPr>
+          <w:p>
+            <w:r>
+              <w:t>10A</w:t>
+              <w:br/>
+              <w:t>MATHS</w:t>
+            </w:r>
           </w:p>
         </w:tc>
         <w:tc>
@@ -339,8 +343,16 @@
             <w:tcW w:type="dxa" w:w="1530"/>
           </w:tcPr>
           <w:p>
+            <w:r/>
+          </w:p>
+        </w:tc>
+        <w:tc>
+          <w:tcPr>
+            <w:tcW w:type="dxa" w:w="1530"/>
+          </w:tcPr>
+          <w:p>
             <w:r>
-              <w:t>9A</w:t>
+              <w:t>8A</w:t>
               <w:br/>
               <w:t>MATHS</w:t>
             </w:r>
@@ -360,7 +372,7 @@
           </w:tcPr>
           <w:p>
             <w:r>
-              <w:t>10D</w:t>
+              <w:t>8A</w:t>
               <w:br/>
               <w:t>MATHS</w:t>
             </w:r>
@@ -371,15 +383,11 @@
             <w:tcW w:type="dxa" w:w="1530"/>
           </w:tcPr>
           <w:p>
-            <w:r/>
-          </w:p>
-        </w:tc>
-        <w:tc>
-          <w:tcPr>
-            <w:tcW w:type="dxa" w:w="1530"/>
-          </w:tcPr>
-          <w:p>
-            <w:r/>
+            <w:r>
+              <w:t>10A</w:t>
+              <w:br/>
+              <w:t>MATHS</w:t>
+            </w:r>
           </w:p>
         </w:tc>
         <w:tc>
@@ -420,18 +428,10 @@
           </w:tcPr>
           <w:p>
             <w:r>
-              <w:t>9A</w:t>
+              <w:t>8A</w:t>
               <w:br/>
               <w:t>MATHS</w:t>
             </w:r>
-          </w:p>
-        </w:tc>
-        <w:tc>
-          <w:tcPr>
-            <w:tcW w:type="dxa" w:w="1530"/>
-          </w:tcPr>
-          <w:p>
-            <w:r/>
           </w:p>
         </w:tc>
         <w:tc>
@@ -460,6 +460,14 @@
               <w:br/>
               <w:t>MATHS</w:t>
             </w:r>
+          </w:p>
+        </w:tc>
+        <w:tc>
+          <w:tcPr>
+            <w:tcW w:type="dxa" w:w="1530"/>
+          </w:tcPr>
+          <w:p>
+            <w:r/>
           </w:p>
         </w:tc>
         <w:tc>
@@ -571,7 +579,11 @@
             <w:tcW w:type="dxa" w:w="1530"/>
           </w:tcPr>
           <w:p>
-            <w:r/>
+            <w:r>
+              <w:t>10D</w:t>
+              <w:br/>
+              <w:t>MATHS</w:t>
+            </w:r>
           </w:p>
         </w:tc>
         <w:tc>
@@ -592,7 +604,7 @@
           </w:tcPr>
           <w:p>
             <w:r>
-              <w:t>8A</w:t>
+              <w:t>9A</w:t>
               <w:br/>
               <w:t>MATHS</w:t>
             </w:r>
@@ -603,11 +615,7 @@
             <w:tcW w:type="dxa" w:w="1530"/>
           </w:tcPr>
           <w:p>
-            <w:r>
-              <w:t>8A</w:t>
-              <w:br/>
-              <w:t>MATHS</w:t>
-            </w:r>
+            <w:r/>
           </w:p>
         </w:tc>
         <w:tc>
@@ -659,6 +667,18 @@
             <w:tcW w:type="dxa" w:w="1530"/>
           </w:tcPr>
           <w:p>
+            <w:r>
+              <w:t>10D</w:t>
+              <w:br/>
+              <w:t>MATHS</w:t>
+            </w:r>
+          </w:p>
+        </w:tc>
+        <w:tc>
+          <w:tcPr>
+            <w:tcW w:type="dxa" w:w="1530"/>
+          </w:tcPr>
+          <w:p>
             <w:r/>
           </w:p>
         </w:tc>
@@ -679,11 +699,7 @@
             <w:tcW w:type="dxa" w:w="1530"/>
           </w:tcPr>
           <w:p>
-            <w:r>
-              <w:t>8A</w:t>
-              <w:br/>
-              <w:t>MATHS</w:t>
-            </w:r>
+            <w:r/>
           </w:p>
         </w:tc>
         <w:tc>
@@ -693,18 +709,6 @@
           <w:p>
             <w:r>
               <w:t>9A</w:t>
-              <w:br/>
-              <w:t>MATHS</w:t>
-            </w:r>
-          </w:p>
-        </w:tc>
-        <w:tc>
-          <w:tcPr>
-            <w:tcW w:type="dxa" w:w="1530"/>
-          </w:tcPr>
-          <w:p>
-            <w:r>
-              <w:t>8A</w:t>
               <w:br/>
               <w:t>MATHS</w:t>
             </w:r>
@@ -747,23 +751,7 @@
             <w:tcW w:type="dxa" w:w="1530"/>
           </w:tcPr>
           <w:p>
-            <w:r>
-              <w:t>10D</w:t>
-              <w:br/>
-              <w:t>MATHS</w:t>
-            </w:r>
-          </w:p>
-        </w:tc>
-        <w:tc>
-          <w:tcPr>
-            <w:tcW w:type="dxa" w:w="1530"/>
-          </w:tcPr>
-          <w:p>
-            <w:r>
-              <w:t>8A</w:t>
-              <w:br/>
-              <w:t>MATHS</w:t>
-            </w:r>
+            <w:r/>
           </w:p>
         </w:tc>
         <w:tc>
@@ -779,7 +767,23 @@
             <w:tcW w:type="dxa" w:w="1530"/>
           </w:tcPr>
           <w:p>
-            <w:r/>
+            <w:r>
+              <w:t>10D</w:t>
+              <w:br/>
+              <w:t>MATHS</w:t>
+            </w:r>
+          </w:p>
+        </w:tc>
+        <w:tc>
+          <w:tcPr>
+            <w:tcW w:type="dxa" w:w="1530"/>
+          </w:tcPr>
+          <w:p>
+            <w:r>
+              <w:t>10D</w:t>
+              <w:br/>
+              <w:t>MATHS</w:t>
+            </w:r>
           </w:p>
         </w:tc>
         <w:tc>
@@ -825,8 +829,16 @@
             <w:tcW w:type="dxa" w:w="1530"/>
           </w:tcPr>
           <w:p>
+            <w:r/>
+          </w:p>
+        </w:tc>
+        <w:tc>
+          <w:tcPr>
+            <w:tcW w:type="dxa" w:w="1530"/>
+          </w:tcPr>
+          <w:p>
             <w:r>
-              <w:t>8A</w:t>
+              <w:t>9A</w:t>
               <w:br/>
               <w:t>MATHS</w:t>
             </w:r>
@@ -846,18 +858,6 @@
           </w:tcPr>
           <w:p>
             <w:r/>
-          </w:p>
-        </w:tc>
-        <w:tc>
-          <w:tcPr>
-            <w:tcW w:type="dxa" w:w="1530"/>
-          </w:tcPr>
-          <w:p>
-            <w:r>
-              <w:t>10D</w:t>
-              <w:br/>
-              <w:t>MATHS</w:t>
-            </w:r>
           </w:p>
         </w:tc>
         <w:tc>
